--- a/tillsyn/S 2980-2025 tillsynsbegäran.docx
+++ b/tillsyn/S 2980-2025 tillsynsbegäran.docx
@@ -499,7 +499,7 @@
     <w:r>
       <w:tab/>
       <w:tab/>
-      <w:t>2026-09-14</w:t>
+      <w:t>2026-09-15</w:t>
       <w:br/>
       <w:br/>
     </w:r>

--- a/tillsyn/S 2980-2025 tillsynsbegäran.docx
+++ b/tillsyn/S 2980-2025 tillsynsbegäran.docx
@@ -499,7 +499,7 @@
     <w:r>
       <w:tab/>
       <w:tab/>
-      <w:t>2026-09-15</w:t>
+      <w:t>2026-09-16</w:t>
       <w:br/>
       <w:br/>
     </w:r>

--- a/tillsyn/S 2980-2025 tillsynsbegäran.docx
+++ b/tillsyn/S 2980-2025 tillsynsbegäran.docx
@@ -499,7 +499,7 @@
     <w:r>
       <w:tab/>
       <w:tab/>
-      <w:t>2026-09-16</w:t>
+      <w:t>2026-09-17</w:t>
       <w:br/>
       <w:br/>
     </w:r>

--- a/tillsyn/S 2980-2025 tillsynsbegäran.docx
+++ b/tillsyn/S 2980-2025 tillsynsbegäran.docx
@@ -499,7 +499,7 @@
     <w:r>
       <w:tab/>
       <w:tab/>
-      <w:t>2026-09-17</w:t>
+      <w:t>2026-09-18</w:t>
       <w:br/>
       <w:br/>
     </w:r>

--- a/tillsyn/S 2980-2025 tillsynsbegäran.docx
+++ b/tillsyn/S 2980-2025 tillsynsbegäran.docx
@@ -499,7 +499,7 @@
     <w:r>
       <w:tab/>
       <w:tab/>
-      <w:t>2026-09-18</w:t>
+      <w:t>2026-09-19</w:t>
       <w:br/>
       <w:br/>
     </w:r>

--- a/tillsyn/S 2980-2025 tillsynsbegäran.docx
+++ b/tillsyn/S 2980-2025 tillsynsbegäran.docx
@@ -499,7 +499,7 @@
     <w:r>
       <w:tab/>
       <w:tab/>
-      <w:t>2026-09-19</w:t>
+      <w:t>2026-09-21</w:t>
       <w:br/>
       <w:br/>
     </w:r>

--- a/tillsyn/S 2980-2025 tillsynsbegäran.docx
+++ b/tillsyn/S 2980-2025 tillsynsbegäran.docx
@@ -499,7 +499,7 @@
     <w:r>
       <w:tab/>
       <w:tab/>
-      <w:t>2026-09-21</w:t>
+      <w:t>2026-09-23</w:t>
       <w:br/>
       <w:br/>
     </w:r>

--- a/tillsyn/S 2980-2025 tillsynsbegäran.docx
+++ b/tillsyn/S 2980-2025 tillsynsbegäran.docx
@@ -499,7 +499,7 @@
     <w:r>
       <w:tab/>
       <w:tab/>
-      <w:t>2026-09-23</w:t>
+      <w:t>2026-09-24</w:t>
       <w:br/>
       <w:br/>
     </w:r>

--- a/tillsyn/S 2980-2025 tillsynsbegäran.docx
+++ b/tillsyn/S 2980-2025 tillsynsbegäran.docx
@@ -499,7 +499,7 @@
     <w:r>
       <w:tab/>
       <w:tab/>
-      <w:t>2026-09-24</w:t>
+      <w:t>2026-09-25</w:t>
       <w:br/>
       <w:br/>
     </w:r>

--- a/tillsyn/S 2980-2025 tillsynsbegäran.docx
+++ b/tillsyn/S 2980-2025 tillsynsbegäran.docx
@@ -499,7 +499,7 @@
     <w:r>
       <w:tab/>
       <w:tab/>
-      <w:t>2026-09-25</w:t>
+      <w:t>2026-09-26</w:t>
       <w:br/>
       <w:br/>
     </w:r>

--- a/tillsyn/S 2980-2025 tillsynsbegäran.docx
+++ b/tillsyn/S 2980-2025 tillsynsbegäran.docx
@@ -499,7 +499,7 @@
     <w:r>
       <w:tab/>
       <w:tab/>
-      <w:t>2026-09-26</w:t>
+      <w:t>2026-09-27</w:t>
       <w:br/>
       <w:br/>
     </w:r>

--- a/tillsyn/S 2980-2025 tillsynsbegäran.docx
+++ b/tillsyn/S 2980-2025 tillsynsbegäran.docx
@@ -499,7 +499,7 @@
     <w:r>
       <w:tab/>
       <w:tab/>
-      <w:t>2026-09-27</w:t>
+      <w:t>2026-09-28</w:t>
       <w:br/>
       <w:br/>
     </w:r>

--- a/tillsyn/S 2980-2025 tillsynsbegäran.docx
+++ b/tillsyn/S 2980-2025 tillsynsbegäran.docx
@@ -499,7 +499,7 @@
     <w:r>
       <w:tab/>
       <w:tab/>
-      <w:t>2026-09-28</w:t>
+      <w:t>2026-09-29</w:t>
       <w:br/>
       <w:br/>
     </w:r>

--- a/tillsyn/S 2980-2025 tillsynsbegäran.docx
+++ b/tillsyn/S 2980-2025 tillsynsbegäran.docx
@@ -499,7 +499,7 @@
     <w:r>
       <w:tab/>
       <w:tab/>
-      <w:t>2026-09-29</w:t>
+      <w:t>2026-09-30</w:t>
       <w:br/>
       <w:br/>
     </w:r>

--- a/tillsyn/S 2980-2025 tillsynsbegäran.docx
+++ b/tillsyn/S 2980-2025 tillsynsbegäran.docx
@@ -499,7 +499,7 @@
     <w:r>
       <w:tab/>
       <w:tab/>
-      <w:t>2026-09-30</w:t>
+      <w:t>2026-10-01</w:t>
       <w:br/>
       <w:br/>
     </w:r>

--- a/tillsyn/S 2980-2025 tillsynsbegäran.docx
+++ b/tillsyn/S 2980-2025 tillsynsbegäran.docx
@@ -499,7 +499,7 @@
     <w:r>
       <w:tab/>
       <w:tab/>
-      <w:t>2026-10-01</w:t>
+      <w:t>2026-10-02</w:t>
       <w:br/>
       <w:br/>
     </w:r>

--- a/tillsyn/S 2980-2025 tillsynsbegäran.docx
+++ b/tillsyn/S 2980-2025 tillsynsbegäran.docx
@@ -499,7 +499,7 @@
     <w:r>
       <w:tab/>
       <w:tab/>
-      <w:t>2026-10-02</w:t>
+      <w:t>2026-10-03</w:t>
       <w:br/>
       <w:br/>
     </w:r>

--- a/tillsyn/S 2980-2025 tillsynsbegäran.docx
+++ b/tillsyn/S 2980-2025 tillsynsbegäran.docx
@@ -499,7 +499,7 @@
     <w:r>
       <w:tab/>
       <w:tab/>
-      <w:t>2026-10-03</w:t>
+      <w:t>2026-10-04</w:t>
       <w:br/>
       <w:br/>
     </w:r>

--- a/tillsyn/S 2980-2025 tillsynsbegäran.docx
+++ b/tillsyn/S 2980-2025 tillsynsbegäran.docx
@@ -499,7 +499,7 @@
     <w:r>
       <w:tab/>
       <w:tab/>
-      <w:t>2026-10-04</w:t>
+      <w:t>2026-10-05</w:t>
       <w:br/>
       <w:br/>
     </w:r>

--- a/tillsyn/S 2980-2025 tillsynsbegäran.docx
+++ b/tillsyn/S 2980-2025 tillsynsbegäran.docx
@@ -499,7 +499,7 @@
     <w:r>
       <w:tab/>
       <w:tab/>
-      <w:t>2026-10-05</w:t>
+      <w:t>2026-10-06</w:t>
       <w:br/>
       <w:br/>
     </w:r>

--- a/tillsyn/S 2980-2025 tillsynsbegäran.docx
+++ b/tillsyn/S 2980-2025 tillsynsbegäran.docx
@@ -499,7 +499,7 @@
     <w:r>
       <w:tab/>
       <w:tab/>
-      <w:t>2026-10-06</w:t>
+      <w:t>2026-10-07</w:t>
       <w:br/>
       <w:br/>
     </w:r>

--- a/tillsyn/S 2980-2025 tillsynsbegäran.docx
+++ b/tillsyn/S 2980-2025 tillsynsbegäran.docx
@@ -499,7 +499,7 @@
     <w:r>
       <w:tab/>
       <w:tab/>
-      <w:t>2026-10-07</w:t>
+      <w:t>2026-10-08</w:t>
       <w:br/>
       <w:br/>
     </w:r>

--- a/tillsyn/S 2980-2025 tillsynsbegäran.docx
+++ b/tillsyn/S 2980-2025 tillsynsbegäran.docx
@@ -499,7 +499,7 @@
     <w:r>
       <w:tab/>
       <w:tab/>
-      <w:t>2026-10-08</w:t>
+      <w:t>2026-10-09</w:t>
       <w:br/>
       <w:br/>
     </w:r>

--- a/tillsyn/S 2980-2025 tillsynsbegäran.docx
+++ b/tillsyn/S 2980-2025 tillsynsbegäran.docx
@@ -499,7 +499,7 @@
     <w:r>
       <w:tab/>
       <w:tab/>
-      <w:t>2026-10-09</w:t>
+      <w:t>2026-10-10</w:t>
       <w:br/>
       <w:br/>
     </w:r>

--- a/tillsyn/S 2980-2025 tillsynsbegäran.docx
+++ b/tillsyn/S 2980-2025 tillsynsbegäran.docx
@@ -499,7 +499,7 @@
     <w:r>
       <w:tab/>
       <w:tab/>
-      <w:t>2026-10-10</w:t>
+      <w:t>2026-10-11</w:t>
       <w:br/>
       <w:br/>
     </w:r>

--- a/tillsyn/S 2980-2025 tillsynsbegäran.docx
+++ b/tillsyn/S 2980-2025 tillsynsbegäran.docx
@@ -499,7 +499,7 @@
     <w:r>
       <w:tab/>
       <w:tab/>
-      <w:t>2026-10-11</w:t>
+      <w:t>2026-10-12</w:t>
       <w:br/>
       <w:br/>
     </w:r>

--- a/tillsyn/S 2980-2025 tillsynsbegäran.docx
+++ b/tillsyn/S 2980-2025 tillsynsbegäran.docx
@@ -22,7 +22,7 @@
       <w:r>
         <w:drawing>
           <wp:inline xmlns:a="http://schemas.openxmlformats.org/drawingml/2006/main" xmlns:pic="http://schemas.openxmlformats.org/drawingml/2006/picture">
-            <wp:extent cx="5486400" cy="4053526"/>
+            <wp:extent cx="5486400" cy="4159106"/>
             <wp:docPr id="1" name="Picture 1"/>
             <wp:cNvGraphicFramePr>
               <a:graphicFrameLocks noChangeAspect="1"/>
@@ -43,7 +43,7 @@
                   <pic:spPr>
                     <a:xfrm>
                       <a:off x="0" y="0"/>
-                      <a:ext cx="5486400" cy="4053526"/>
+                      <a:ext cx="5486400" cy="4159106"/>
                     </a:xfrm>
                     <a:prstGeom prst="rect"/>
                   </pic:spPr>
@@ -65,7 +65,7 @@
     </w:p>
     <w:p>
       <w:r>
-        <w:t>I och inom 20 meter från samrådsanmälan finns fynd av 23 naturvårdsarter, varav 17 är rödlistade, 10 är fridlysta, 4 är typiska (T) och 4 är signalarter (S): sandvedel (EN, §8), sommargylling (EN, §4), tofsäxing (EN), backsippa (VU, §8), bredbrämad bastardsvärmare (VU), hedblomster (VU, §8), ryl (VU, T), stor sandlilja (VU, §8), backtimjan (NT), grönsångare (NT, §4), jordtistel (NT), månlåsbräken (NT), sandnejlika (NT, §7), sandtimotej (NT), solvända (NT), tallticka (NT, T), älg (NT), grönpyrola (S, T), kragjordstjärna (S), rödbrun jordstjärna (S), skogsknipprot (S, T, §8), gullviva (§9) och revlummer (§9). Se Figur 1.</w:t>
+        <w:t>I och inom 20 meter från samrådsanmälan finns fynd av 24 naturvårdsarter, varav 17 är rödlistade, 10 är fridlysta, 4 är typiska (T) och 5 är signalarter (S): sandvedel (EN, §8), sommargylling (EN, §4), tofsäxing (EN), backsippa (VU, §8), bredbrämad bastardsvärmare (VU), hedblomster (VU, §8), ryl (VU, T), stor sandlilja (VU, §8), backtimjan (NT), grönsångare (NT, §4), jordtistel (NT), månlåsbräken (NT), sandnejlika (NT, §7), sandtimotej (NT), solvända (NT), tallticka (NT, T), älg (NT), fransig jordstjärna (S), grönpyrola (S, T), kragjordstjärna (S), rödbrun jordstjärna (S), skogsknipprot (S, T, §8), gullviva (§9) och revlummer (§9). Se Figur 1.</w:t>
       </w:r>
     </w:p>
     <w:p>
@@ -499,7 +499,7 @@
     <w:r>
       <w:tab/>
       <w:tab/>
-      <w:t>2026-10-12</w:t>
+      <w:t>2026-10-13</w:t>
       <w:br/>
       <w:br/>
     </w:r>

--- a/tillsyn/S 2980-2025 tillsynsbegäran.docx
+++ b/tillsyn/S 2980-2025 tillsynsbegäran.docx
@@ -499,7 +499,7 @@
     <w:r>
       <w:tab/>
       <w:tab/>
-      <w:t>2026-10-13</w:t>
+      <w:t>2026-10-14</w:t>
       <w:br/>
       <w:br/>
     </w:r>

--- a/tillsyn/S 2980-2025 tillsynsbegäran.docx
+++ b/tillsyn/S 2980-2025 tillsynsbegäran.docx
@@ -499,7 +499,7 @@
     <w:r>
       <w:tab/>
       <w:tab/>
-      <w:t>2026-10-14</w:t>
+      <w:t>2026-10-15</w:t>
       <w:br/>
       <w:br/>
     </w:r>

--- a/tillsyn/S 2980-2025 tillsynsbegäran.docx
+++ b/tillsyn/S 2980-2025 tillsynsbegäran.docx
@@ -499,7 +499,7 @@
     <w:r>
       <w:tab/>
       <w:tab/>
-      <w:t>2026-10-15</w:t>
+      <w:t>2026-10-16</w:t>
       <w:br/>
       <w:br/>
     </w:r>

--- a/tillsyn/S 2980-2025 tillsynsbegäran.docx
+++ b/tillsyn/S 2980-2025 tillsynsbegäran.docx
@@ -499,7 +499,7 @@
     <w:r>
       <w:tab/>
       <w:tab/>
-      <w:t>2026-10-16</w:t>
+      <w:t>2026-10-17</w:t>
       <w:br/>
       <w:br/>
     </w:r>

--- a/tillsyn/S 2980-2025 tillsynsbegäran.docx
+++ b/tillsyn/S 2980-2025 tillsynsbegäran.docx
@@ -499,7 +499,7 @@
     <w:r>
       <w:tab/>
       <w:tab/>
-      <w:t>2026-10-17</w:t>
+      <w:t>2026-10-18</w:t>
       <w:br/>
       <w:br/>
     </w:r>

--- a/tillsyn/S 2980-2025 tillsynsbegäran.docx
+++ b/tillsyn/S 2980-2025 tillsynsbegäran.docx
@@ -499,7 +499,7 @@
     <w:r>
       <w:tab/>
       <w:tab/>
-      <w:t>2026-10-18</w:t>
+      <w:t>2026-10-19</w:t>
       <w:br/>
       <w:br/>
     </w:r>

--- a/tillsyn/S 2980-2025 tillsynsbegäran.docx
+++ b/tillsyn/S 2980-2025 tillsynsbegäran.docx
@@ -499,7 +499,7 @@
     <w:r>
       <w:tab/>
       <w:tab/>
-      <w:t>2026-10-19</w:t>
+      <w:t>2026-10-20</w:t>
       <w:br/>
       <w:br/>
     </w:r>

--- a/tillsyn/S 2980-2025 tillsynsbegäran.docx
+++ b/tillsyn/S 2980-2025 tillsynsbegäran.docx
@@ -499,7 +499,7 @@
     <w:r>
       <w:tab/>
       <w:tab/>
-      <w:t>2026-10-20</w:t>
+      <w:t>2026-10-21</w:t>
       <w:br/>
       <w:br/>
     </w:r>

--- a/tillsyn/S 2980-2025 tillsynsbegäran.docx
+++ b/tillsyn/S 2980-2025 tillsynsbegäran.docx
@@ -499,7 +499,7 @@
     <w:r>
       <w:tab/>
       <w:tab/>
-      <w:t>2026-10-21</w:t>
+      <w:t>2026-10-22</w:t>
       <w:br/>
       <w:br/>
     </w:r>

--- a/tillsyn/S 2980-2025 tillsynsbegäran.docx
+++ b/tillsyn/S 2980-2025 tillsynsbegäran.docx
@@ -499,7 +499,7 @@
     <w:r>
       <w:tab/>
       <w:tab/>
-      <w:t>2026-10-22</w:t>
+      <w:t>2026-10-23</w:t>
       <w:br/>
       <w:br/>
     </w:r>

--- a/tillsyn/S 2980-2025 tillsynsbegäran.docx
+++ b/tillsyn/S 2980-2025 tillsynsbegäran.docx
@@ -499,7 +499,7 @@
     <w:r>
       <w:tab/>
       <w:tab/>
-      <w:t>2026-10-23</w:t>
+      <w:t>2026-10-24</w:t>
       <w:br/>
       <w:br/>
     </w:r>

--- a/tillsyn/S 2980-2025 tillsynsbegäran.docx
+++ b/tillsyn/S 2980-2025 tillsynsbegäran.docx
@@ -499,7 +499,7 @@
     <w:r>
       <w:tab/>
       <w:tab/>
-      <w:t>2026-10-24</w:t>
+      <w:t>2026-10-25</w:t>
       <w:br/>
       <w:br/>
     </w:r>

--- a/tillsyn/S 2980-2025 tillsynsbegäran.docx
+++ b/tillsyn/S 2980-2025 tillsynsbegäran.docx
@@ -499,7 +499,7 @@
     <w:r>
       <w:tab/>
       <w:tab/>
-      <w:t>2026-10-25</w:t>
+      <w:t>2026-10-26</w:t>
       <w:br/>
       <w:br/>
     </w:r>

--- a/tillsyn/S 2980-2025 tillsynsbegäran.docx
+++ b/tillsyn/S 2980-2025 tillsynsbegäran.docx
@@ -499,7 +499,7 @@
     <w:r>
       <w:tab/>
       <w:tab/>
-      <w:t>2026-10-26</w:t>
+      <w:t>2026-10-27</w:t>
       <w:br/>
       <w:br/>
     </w:r>

--- a/tillsyn/S 2980-2025 tillsynsbegäran.docx
+++ b/tillsyn/S 2980-2025 tillsynsbegäran.docx
@@ -499,7 +499,7 @@
     <w:r>
       <w:tab/>
       <w:tab/>
-      <w:t>2026-10-27</w:t>
+      <w:t>2026-10-28</w:t>
       <w:br/>
       <w:br/>
     </w:r>

--- a/tillsyn/S 2980-2025 tillsynsbegäran.docx
+++ b/tillsyn/S 2980-2025 tillsynsbegäran.docx
@@ -499,7 +499,7 @@
     <w:r>
       <w:tab/>
       <w:tab/>
-      <w:t>2026-10-28</w:t>
+      <w:t>2026-10-29</w:t>
       <w:br/>
       <w:br/>
     </w:r>

--- a/tillsyn/S 2980-2025 tillsynsbegäran.docx
+++ b/tillsyn/S 2980-2025 tillsynsbegäran.docx
@@ -499,7 +499,7 @@
     <w:r>
       <w:tab/>
       <w:tab/>
-      <w:t>2026-10-29</w:t>
+      <w:t>2026-10-31</w:t>
       <w:br/>
       <w:br/>
     </w:r>

--- a/tillsyn/S 2980-2025 tillsynsbegäran.docx
+++ b/tillsyn/S 2980-2025 tillsynsbegäran.docx
@@ -499,7 +499,7 @@
     <w:r>
       <w:tab/>
       <w:tab/>
-      <w:t>2026-10-31</w:t>
+      <w:t>2026-11-01</w:t>
       <w:br/>
       <w:br/>
     </w:r>

--- a/tillsyn/S 2980-2025 tillsynsbegäran.docx
+++ b/tillsyn/S 2980-2025 tillsynsbegäran.docx
@@ -499,7 +499,7 @@
     <w:r>
       <w:tab/>
       <w:tab/>
-      <w:t>2026-11-01</w:t>
+      <w:t>2026-11-02</w:t>
       <w:br/>
       <w:br/>
     </w:r>
